--- a/파일럿/보고자료/한글문서/06_보호자동의서.docx
+++ b/파일럿/보고자료/한글문서/06_보호자동의서.docx
@@ -13,7 +13,7 @@
           <w:color w:val="1E3A6B"/>
           <w:sz w:val="38"/>
         </w:rPr>
-        <w:t>「오늘의 숙제」 시범 운영 보호자 동의서</w:t>
+        <w:t>「오늘의 숙제」 개인정보 수집·이용 동의서</w:t>
       </w:r>
     </w:p>
     <w:p>
@@ -27,7 +27,7 @@
           <w:color w:val="8A8FA3"/>
           <w:sz w:val="19"/>
         </w:rPr>
-        <w:t>숙제 제출 앱 시범 운영에 대한 법정대리인 동의</w:t>
+        <w:t>숙제 제출 앱 이용을 위한 법정대리인 동의</w:t>
       </w:r>
     </w:p>
     <w:p>
@@ -51,7 +51,7 @@
           <w:b w:val="0"/>
           <w:sz w:val="20"/>
         </w:rPr>
-        <w:t xml:space="preserve"> 수업에서 숙제 제출을 도와줄 앱을 아래와 같이 시범 운영하고자 합니다. 내용을 확인하신 뒤 동의 여부를 표시해 주시기 바랍니다.</w:t>
+        <w:t xml:space="preserve"> 수업에서 숙제 제출과 확인에 아래 앱을 사용합니다. 내용을 확인하신 뒤 맨 아래에 동의 여부를 표시해 주시기 바랍니다.</w:t>
       </w:r>
     </w:p>
     <w:p>
@@ -68,7 +68,7 @@
           <w:color w:val="1E3A6B"/>
           <w:sz w:val="26"/>
         </w:rPr>
-        <w:t>1. 시범 운영 개요</w:t>
+        <w:t>1. 어떤 앱인가요</w:t>
       </w:r>
     </w:p>
     <w:tbl>
@@ -99,7 +99,7 @@
                 <w:b/>
                 <w:sz w:val="19"/>
               </w:rPr>
-              <w:t>목적</w:t>
+              <w:t>하는 일</w:t>
             </w:r>
           </w:p>
         </w:tc>
@@ -117,18 +117,7 @@
                 <w:b w:val="0"/>
                 <w:sz w:val="19"/>
               </w:rPr>
-              <w:t>학생이 숙제를 사진으로 제출하고 선생님이 확인·승인하는 앱의 시범 운영</w:t>
-            </w:r>
-            <w:r>
-              <w:br/>
-            </w:r>
-            <w:r>
-              <w:rPr>
-                <w:rFonts w:ascii="맑은 고딕" w:hAnsi="맑은 고딕" w:eastAsia="맑은 고딕" w:cs="맑은 고딕"/>
-                <w:b w:val="0"/>
-                <w:sz w:val="19"/>
-              </w:rPr>
-              <w:t>(기존 종이 숙제 검사를 대신)</w:t>
+              <w:t>학생이 숙제를 사진으로 찍어 올리면 선생님이 확인하고 승인합니다</w:t>
             </w:r>
           </w:p>
         </w:tc>
@@ -149,7 +138,7 @@
                 <w:b/>
                 <w:sz w:val="19"/>
               </w:rPr>
-              <w:t>기간</w:t>
+              <w:t>앱 주소</w:t>
             </w:r>
           </w:p>
         </w:tc>
@@ -165,73 +154,165 @@
               <w:rPr>
                 <w:rFonts w:ascii="맑은 고딕" w:hAnsi="맑은 고딕" w:eastAsia="맑은 고딕" w:cs="맑은 고딕"/>
                 <w:b w:val="0"/>
-                <w:color w:val="666C7E"/>
                 <w:sz w:val="19"/>
               </w:rPr>
-              <w:t>______________</w:t>
+              <w:t>https://today-homework.web.app</w:t>
             </w:r>
+          </w:p>
+        </w:tc>
+      </w:tr>
+      <w:tr>
+        <w:tc>
+          <w:tcPr>
+            <w:tcW w:type="dxa" w:w="3137"/>
+            <w:shd w:val="clear" w:color="auto" w:fill="F2F5FB"/>
+          </w:tcPr>
+          <w:p>
+            <w:pPr>
+              <w:spacing w:before="40" w:after="40"/>
+            </w:pPr>
+            <w:r>
+              <w:rPr>
+                <w:rFonts w:ascii="맑은 고딕" w:hAnsi="맑은 고딕" w:eastAsia="맑은 고딕" w:cs="맑은 고딕"/>
+                <w:b/>
+                <w:sz w:val="19"/>
+              </w:rPr>
+              <w:t>설치</w:t>
+            </w:r>
+          </w:p>
+        </w:tc>
+        <w:tc>
+          <w:tcPr>
+            <w:tcW w:type="dxa" w:w="6274"/>
+          </w:tcPr>
+          <w:p>
+            <w:pPr>
+              <w:spacing w:before="40" w:after="40"/>
+            </w:pPr>
             <w:r>
               <w:rPr>
                 <w:rFonts w:ascii="맑은 고딕" w:hAnsi="맑은 고딕" w:eastAsia="맑은 고딕" w:cs="맑은 고딕"/>
                 <w:b w:val="0"/>
                 <w:sz w:val="19"/>
               </w:rPr>
-              <w:t xml:space="preserve"> 월 </w:t>
+              <w:t>필요 없습니다. 주소로 들어가면 바로 씁니다</w:t>
             </w:r>
+          </w:p>
+        </w:tc>
+      </w:tr>
+      <w:tr>
+        <w:tc>
+          <w:tcPr>
+            <w:tcW w:type="dxa" w:w="3137"/>
+            <w:shd w:val="clear" w:color="auto" w:fill="F2F5FB"/>
+          </w:tcPr>
+          <w:p>
+            <w:pPr>
+              <w:spacing w:before="40" w:after="40"/>
+            </w:pPr>
             <w:r>
               <w:rPr>
                 <w:rFonts w:ascii="맑은 고딕" w:hAnsi="맑은 고딕" w:eastAsia="맑은 고딕" w:cs="맑은 고딕"/>
-                <w:b w:val="0"/>
-                <w:color w:val="666C7E"/>
+                <w:b/>
                 <w:sz w:val="19"/>
               </w:rPr>
-              <w:t>______________</w:t>
+              <w:t>쓰는 기기</w:t>
             </w:r>
+          </w:p>
+        </w:tc>
+        <w:tc>
+          <w:tcPr>
+            <w:tcW w:type="dxa" w:w="6274"/>
+          </w:tcPr>
+          <w:p>
+            <w:pPr>
+              <w:spacing w:before="40" w:after="40"/>
+            </w:pPr>
             <w:r>
               <w:rPr>
                 <w:rFonts w:ascii="맑은 고딕" w:hAnsi="맑은 고딕" w:eastAsia="맑은 고딕" w:cs="맑은 고딕"/>
                 <w:b w:val="0"/>
                 <w:sz w:val="19"/>
               </w:rPr>
-              <w:t xml:space="preserve"> 일 ~ </w:t>
+              <w:t>휴대폰·태블릿·컴퓨터 모두 됩니다</w:t>
             </w:r>
+          </w:p>
+        </w:tc>
+      </w:tr>
+      <w:tr>
+        <w:tc>
+          <w:tcPr>
+            <w:tcW w:type="dxa" w:w="3137"/>
+            <w:shd w:val="clear" w:color="auto" w:fill="F2F5FB"/>
+          </w:tcPr>
+          <w:p>
+            <w:pPr>
+              <w:spacing w:before="40" w:after="40"/>
+            </w:pPr>
             <w:r>
               <w:rPr>
                 <w:rFonts w:ascii="맑은 고딕" w:hAnsi="맑은 고딕" w:eastAsia="맑은 고딕" w:cs="맑은 고딕"/>
-                <w:b w:val="0"/>
-                <w:color w:val="666C7E"/>
+                <w:b/>
                 <w:sz w:val="19"/>
               </w:rPr>
-              <w:t>______________</w:t>
+              <w:t>이용료</w:t>
             </w:r>
+          </w:p>
+        </w:tc>
+        <w:tc>
+          <w:tcPr>
+            <w:tcW w:type="dxa" w:w="6274"/>
+          </w:tcPr>
+          <w:p>
+            <w:pPr>
+              <w:spacing w:before="40" w:after="40"/>
+            </w:pPr>
             <w:r>
               <w:rPr>
                 <w:rFonts w:ascii="맑은 고딕" w:hAnsi="맑은 고딕" w:eastAsia="맑은 고딕" w:cs="맑은 고딕"/>
                 <w:b w:val="0"/>
                 <w:sz w:val="19"/>
               </w:rPr>
-              <w:t xml:space="preserve"> 월 </w:t>
-            </w:r>
-            <w:r>
-              <w:rPr>
-                <w:rFonts w:ascii="맑은 고딕" w:hAnsi="맑은 고딕" w:eastAsia="맑은 고딕" w:cs="맑은 고딕"/>
-                <w:b w:val="0"/>
-                <w:color w:val="666C7E"/>
-                <w:sz w:val="19"/>
-              </w:rPr>
-              <w:t>______________</w:t>
-            </w:r>
-            <w:r>
-              <w:rPr>
-                <w:rFonts w:ascii="맑은 고딕" w:hAnsi="맑은 고딕" w:eastAsia="맑은 고딕" w:cs="맑은 고딕"/>
-                <w:b w:val="0"/>
-                <w:sz w:val="19"/>
-              </w:rPr>
-              <w:t xml:space="preserve"> 일 (최대 4주)</w:t>
+              <w:t>학생·보호자에게 따로 받지 않습니다</w:t>
             </w:r>
           </w:p>
         </w:tc>
       </w:tr>
+    </w:tbl>
+    <w:p>
+      <w:pPr>
+        <w:spacing w:after="80"/>
+      </w:pPr>
+    </w:p>
+    <w:p>
+      <w:pPr>
+        <w:pBdr>
+          <w:bottom w:val="single" w:sz="8" w:space="6" w:color="DCE3EE"/>
+        </w:pBdr>
+        <w:spacing w:before="320" w:after="120"/>
+      </w:pPr>
+      <w:r>
+        <w:rPr>
+          <w:rFonts w:ascii="맑은 고딕" w:hAnsi="맑은 고딕" w:eastAsia="맑은 고딕" w:cs="맑은 고딕"/>
+          <w:b/>
+          <w:color w:val="1E3A6B"/>
+          <w:sz w:val="26"/>
+        </w:rPr>
+        <w:t>2. 이용 안내</w:t>
+      </w:r>
+    </w:p>
+    <w:tbl>
+      <w:tblPr>
+        <w:tblStyle w:val="TableGrid"/>
+        <w:tblW w:type="auto" w:w="0"/>
+        <w:jc w:val="center"/>
+        <w:tblLayout w:type="autofit"/>
+        <w:tblLook w:firstColumn="1" w:firstRow="1" w:lastColumn="0" w:lastRow="0" w:noHBand="0" w:noVBand="1" w:val="04A0"/>
+      </w:tblPr>
+      <w:tblGrid>
+        <w:gridCol w:w="4873"/>
+        <w:gridCol w:w="4873"/>
+      </w:tblGrid>
       <w:tr>
         <w:tc>
           <w:tcPr>
@@ -275,7 +356,80 @@
                 <w:b w:val="0"/>
                 <w:sz w:val="19"/>
               </w:rPr>
-              <w:t xml:space="preserve"> 반 학생 10명</w:t>
+              <w:t xml:space="preserve"> 반 학생</w:t>
+            </w:r>
+          </w:p>
+        </w:tc>
+      </w:tr>
+      <w:tr>
+        <w:tc>
+          <w:tcPr>
+            <w:tcW w:type="dxa" w:w="3137"/>
+            <w:shd w:val="clear" w:color="auto" w:fill="F2F5FB"/>
+          </w:tcPr>
+          <w:p>
+            <w:pPr>
+              <w:spacing w:before="40" w:after="40"/>
+            </w:pPr>
+            <w:r>
+              <w:rPr>
+                <w:rFonts w:ascii="맑은 고딕" w:hAnsi="맑은 고딕" w:eastAsia="맑은 고딕" w:cs="맑은 고딕"/>
+                <w:b/>
+                <w:sz w:val="19"/>
+              </w:rPr>
+              <w:t>이용 기간</w:t>
+            </w:r>
+          </w:p>
+        </w:tc>
+        <w:tc>
+          <w:tcPr>
+            <w:tcW w:type="dxa" w:w="6274"/>
+          </w:tcPr>
+          <w:p>
+            <w:pPr>
+              <w:spacing w:before="40" w:after="40"/>
+            </w:pPr>
+            <w:r>
+              <w:rPr>
+                <w:rFonts w:ascii="맑은 고딕" w:hAnsi="맑은 고딕" w:eastAsia="맑은 고딕" w:cs="맑은 고딕"/>
+                <w:b w:val="0"/>
+                <w:sz w:val="19"/>
+              </w:rPr>
+              <w:t>수업을 듣는 동안 (</w:t>
+            </w:r>
+            <w:r>
+              <w:rPr>
+                <w:rFonts w:ascii="맑은 고딕" w:hAnsi="맑은 고딕" w:eastAsia="맑은 고딕" w:cs="맑은 고딕"/>
+                <w:b w:val="0"/>
+                <w:color w:val="666C7E"/>
+                <w:sz w:val="19"/>
+              </w:rPr>
+              <w:t>_______</w:t>
+            </w:r>
+            <w:r>
+              <w:rPr>
+                <w:rFonts w:ascii="맑은 고딕" w:hAnsi="맑은 고딕" w:eastAsia="맑은 고딕" w:cs="맑은 고딕"/>
+                <w:b w:val="0"/>
+                <w:sz w:val="19"/>
+              </w:rPr>
+              <w:t xml:space="preserve"> 년 </w:t>
+            </w:r>
+            <w:r>
+              <w:rPr>
+                <w:rFonts w:ascii="맑은 고딕" w:hAnsi="맑은 고딕" w:eastAsia="맑은 고딕" w:cs="맑은 고딕"/>
+                <w:b w:val="0"/>
+                <w:color w:val="666C7E"/>
+                <w:sz w:val="19"/>
+              </w:rPr>
+              <w:t>______</w:t>
+            </w:r>
+            <w:r>
+              <w:rPr>
+                <w:rFonts w:ascii="맑은 고딕" w:hAnsi="맑은 고딕" w:eastAsia="맑은 고딕" w:cs="맑은 고딕"/>
+                <w:b w:val="0"/>
+                <w:sz w:val="19"/>
+              </w:rPr>
+              <w:t xml:space="preserve"> 월부터)</w:t>
             </w:r>
           </w:p>
         </w:tc>
@@ -339,7 +493,7 @@
           <w:color w:val="1E3A6B"/>
           <w:sz w:val="26"/>
         </w:rPr>
-        <w:t>2. 수집·이용하는 개인정보</w:t>
+        <w:t>3. 수집·이용하는 개인정보</w:t>
       </w:r>
     </w:p>
     <w:tbl>
@@ -351,13 +505,14 @@
         <w:tblLook w:firstColumn="1" w:firstRow="1" w:lastColumn="0" w:lastRow="0" w:noHBand="0" w:noVBand="1" w:val="04A0"/>
       </w:tblPr>
       <w:tblGrid>
-        <w:gridCol w:w="4873"/>
-        <w:gridCol w:w="4873"/>
+        <w:gridCol w:w="3249"/>
+        <w:gridCol w:w="3249"/>
+        <w:gridCol w:w="3249"/>
       </w:tblGrid>
       <w:tr>
         <w:tc>
           <w:tcPr>
-            <w:tcW w:type="dxa" w:w="3974"/>
+            <w:tcW w:type="dxa" w:w="3193"/>
             <w:shd w:val="clear" w:color="auto" w:fill="F2F5FB"/>
           </w:tcPr>
           <w:p>
@@ -376,7 +531,7 @@
         </w:tc>
         <w:tc>
           <w:tcPr>
-            <w:tcW w:type="dxa" w:w="5437"/>
+            <w:tcW w:type="dxa" w:w="4369"/>
             <w:shd w:val="clear" w:color="auto" w:fill="F2F5FB"/>
           </w:tcPr>
           <w:p>
@@ -393,11 +548,30 @@
             </w:r>
           </w:p>
         </w:tc>
+        <w:tc>
+          <w:tcPr>
+            <w:tcW w:type="dxa" w:w="1849"/>
+            <w:shd w:val="clear" w:color="auto" w:fill="F2F5FB"/>
+          </w:tcPr>
+          <w:p>
+            <w:pPr>
+              <w:spacing w:before="40" w:after="40"/>
+            </w:pPr>
+            <w:r>
+              <w:rPr>
+                <w:rFonts w:ascii="맑은 고딕" w:hAnsi="맑은 고딕" w:eastAsia="맑은 고딕" w:cs="맑은 고딕"/>
+                <w:b/>
+                <w:sz w:val="19"/>
+              </w:rPr>
+              <w:t>필수 여부</w:t>
+            </w:r>
+          </w:p>
+        </w:tc>
       </w:tr>
       <w:tr>
         <w:tc>
           <w:tcPr>
-            <w:tcW w:type="dxa" w:w="3974"/>
+            <w:tcW w:type="dxa" w:w="3193"/>
           </w:tcPr>
           <w:p>
             <w:pPr>
@@ -415,7 +589,7 @@
         </w:tc>
         <w:tc>
           <w:tcPr>
-            <w:tcW w:type="dxa" w:w="5437"/>
+            <w:tcW w:type="dxa" w:w="4369"/>
           </w:tcPr>
           <w:p>
             <w:pPr>
@@ -431,11 +605,29 @@
             </w:r>
           </w:p>
         </w:tc>
+        <w:tc>
+          <w:tcPr>
+            <w:tcW w:type="dxa" w:w="1849"/>
+          </w:tcPr>
+          <w:p>
+            <w:pPr>
+              <w:spacing w:before="40" w:after="40"/>
+            </w:pPr>
+            <w:r>
+              <w:rPr>
+                <w:rFonts w:ascii="맑은 고딕" w:hAnsi="맑은 고딕" w:eastAsia="맑은 고딕" w:cs="맑은 고딕"/>
+                <w:b w:val="0"/>
+                <w:sz w:val="19"/>
+              </w:rPr>
+              <w:t>필수</w:t>
+            </w:r>
+          </w:p>
+        </w:tc>
       </w:tr>
       <w:tr>
         <w:tc>
           <w:tcPr>
-            <w:tcW w:type="dxa" w:w="3974"/>
+            <w:tcW w:type="dxa" w:w="3193"/>
           </w:tcPr>
           <w:p>
             <w:pPr>
@@ -453,7 +645,7 @@
         </w:tc>
         <w:tc>
           <w:tcPr>
-            <w:tcW w:type="dxa" w:w="5437"/>
+            <w:tcW w:type="dxa" w:w="4369"/>
           </w:tcPr>
           <w:p>
             <w:pPr>
@@ -469,11 +661,85 @@
             </w:r>
           </w:p>
         </w:tc>
+        <w:tc>
+          <w:tcPr>
+            <w:tcW w:type="dxa" w:w="1849"/>
+          </w:tcPr>
+          <w:p>
+            <w:pPr>
+              <w:spacing w:before="40" w:after="40"/>
+            </w:pPr>
+            <w:r>
+              <w:rPr>
+                <w:rFonts w:ascii="맑은 고딕" w:hAnsi="맑은 고딕" w:eastAsia="맑은 고딕" w:cs="맑은 고딕"/>
+                <w:b w:val="0"/>
+                <w:sz w:val="19"/>
+              </w:rPr>
+              <w:t>필수</w:t>
+            </w:r>
+          </w:p>
+        </w:tc>
       </w:tr>
       <w:tr>
         <w:tc>
           <w:tcPr>
-            <w:tcW w:type="dxa" w:w="3974"/>
+            <w:tcW w:type="dxa" w:w="3193"/>
+          </w:tcPr>
+          <w:p>
+            <w:pPr>
+              <w:spacing w:before="40" w:after="40"/>
+            </w:pPr>
+            <w:r>
+              <w:rPr>
+                <w:rFonts w:ascii="맑은 고딕" w:hAnsi="맑은 고딕" w:eastAsia="맑은 고딕" w:cs="맑은 고딕"/>
+                <w:b w:val="0"/>
+                <w:sz w:val="19"/>
+              </w:rPr>
+              <w:t>가입일시, 동의일시</w:t>
+            </w:r>
+          </w:p>
+        </w:tc>
+        <w:tc>
+          <w:tcPr>
+            <w:tcW w:type="dxa" w:w="4369"/>
+          </w:tcPr>
+          <w:p>
+            <w:pPr>
+              <w:spacing w:before="40" w:after="40"/>
+            </w:pPr>
+            <w:r>
+              <w:rPr>
+                <w:rFonts w:ascii="맑은 고딕" w:hAnsi="맑은 고딕" w:eastAsia="맑은 고딕" w:cs="맑은 고딕"/>
+                <w:b w:val="0"/>
+                <w:sz w:val="19"/>
+              </w:rPr>
+              <w:t>동의 사실 기록</w:t>
+            </w:r>
+          </w:p>
+        </w:tc>
+        <w:tc>
+          <w:tcPr>
+            <w:tcW w:type="dxa" w:w="1849"/>
+          </w:tcPr>
+          <w:p>
+            <w:pPr>
+              <w:spacing w:before="40" w:after="40"/>
+            </w:pPr>
+            <w:r>
+              <w:rPr>
+                <w:rFonts w:ascii="맑은 고딕" w:hAnsi="맑은 고딕" w:eastAsia="맑은 고딕" w:cs="맑은 고딕"/>
+                <w:b w:val="0"/>
+                <w:sz w:val="19"/>
+              </w:rPr>
+              <w:t>필수</w:t>
+            </w:r>
+          </w:p>
+        </w:tc>
+      </w:tr>
+      <w:tr>
+        <w:tc>
+          <w:tcPr>
+            <w:tcW w:type="dxa" w:w="3193"/>
           </w:tcPr>
           <w:p>
             <w:pPr>
@@ -491,7 +757,7 @@
         </w:tc>
         <w:tc>
           <w:tcPr>
-            <w:tcW w:type="dxa" w:w="5437"/>
+            <w:tcW w:type="dxa" w:w="4369"/>
           </w:tcPr>
           <w:p>
             <w:pPr>
@@ -503,7 +769,25 @@
                 <w:b w:val="0"/>
                 <w:sz w:val="19"/>
               </w:rPr>
-              <w:t>숙제 제출 및 확인</w:t>
+              <w:t>숙제 제출과 확인</w:t>
+            </w:r>
+          </w:p>
+        </w:tc>
+        <w:tc>
+          <w:tcPr>
+            <w:tcW w:type="dxa" w:w="1849"/>
+          </w:tcPr>
+          <w:p>
+            <w:pPr>
+              <w:spacing w:before="40" w:after="40"/>
+            </w:pPr>
+            <w:r>
+              <w:rPr>
+                <w:rFonts w:ascii="맑은 고딕" w:hAnsi="맑은 고딕" w:eastAsia="맑은 고딕" w:cs="맑은 고딕"/>
+                <w:b w:val="0"/>
+                <w:sz w:val="19"/>
+              </w:rPr>
+              <w:t>선택</w:t>
             </w:r>
           </w:p>
         </w:tc>
@@ -511,7 +795,7 @@
       <w:tr>
         <w:tc>
           <w:tcPr>
-            <w:tcW w:type="dxa" w:w="3974"/>
+            <w:tcW w:type="dxa" w:w="3193"/>
           </w:tcPr>
           <w:p>
             <w:pPr>
@@ -529,7 +813,7 @@
         </w:tc>
         <w:tc>
           <w:tcPr>
-            <w:tcW w:type="dxa" w:w="5437"/>
+            <w:tcW w:type="dxa" w:w="4369"/>
           </w:tcPr>
           <w:p>
             <w:pPr>
@@ -541,7 +825,25 @@
                 <w:b w:val="0"/>
                 <w:sz w:val="19"/>
               </w:rPr>
-              <w:t>숙제 관련 의견 전달 (선택 입력)</w:t>
+              <w:t>숙제 관련 의견 전달</w:t>
+            </w:r>
+          </w:p>
+        </w:tc>
+        <w:tc>
+          <w:tcPr>
+            <w:tcW w:type="dxa" w:w="1849"/>
+          </w:tcPr>
+          <w:p>
+            <w:pPr>
+              <w:spacing w:before="40" w:after="40"/>
+            </w:pPr>
+            <w:r>
+              <w:rPr>
+                <w:rFonts w:ascii="맑은 고딕" w:hAnsi="맑은 고딕" w:eastAsia="맑은 고딕" w:cs="맑은 고딕"/>
+                <w:b w:val="0"/>
+                <w:sz w:val="19"/>
+              </w:rPr>
+              <w:t>선택</w:t>
             </w:r>
           </w:p>
         </w:tc>
@@ -549,7 +851,7 @@
       <w:tr>
         <w:tc>
           <w:tcPr>
-            <w:tcW w:type="dxa" w:w="3974"/>
+            <w:tcW w:type="dxa" w:w="3193"/>
           </w:tcPr>
           <w:p>
             <w:pPr>
@@ -567,7 +869,7 @@
         </w:tc>
         <w:tc>
           <w:tcPr>
-            <w:tcW w:type="dxa" w:w="5437"/>
+            <w:tcW w:type="dxa" w:w="4369"/>
           </w:tcPr>
           <w:p>
             <w:pPr>
@@ -583,12 +885,59 @@
             </w:r>
           </w:p>
         </w:tc>
+        <w:tc>
+          <w:tcPr>
+            <w:tcW w:type="dxa" w:w="1849"/>
+          </w:tcPr>
+          <w:p>
+            <w:pPr>
+              <w:spacing w:before="40" w:after="40"/>
+            </w:pPr>
+            <w:r>
+              <w:rPr>
+                <w:rFonts w:ascii="맑은 고딕" w:hAnsi="맑은 고딕" w:eastAsia="맑은 고딕" w:cs="맑은 고딕"/>
+                <w:b w:val="0"/>
+                <w:sz w:val="19"/>
+              </w:rPr>
+              <w:t>만 14세 미만만</w:t>
+            </w:r>
+          </w:p>
+        </w:tc>
       </w:tr>
     </w:tbl>
     <w:p>
       <w:pPr>
         <w:spacing w:after="80"/>
       </w:pPr>
+    </w:p>
+    <w:p>
+      <w:pPr>
+        <w:pBdr>
+          <w:left w:val="single" w:sz="18" w:space="6" w:color="E0A800"/>
+        </w:pBdr>
+        <w:shd w:val="clear" w:color="auto" w:fill="FFF6E5"/>
+        <w:spacing w:before="160" w:after="160"/>
+        <w:ind w:left="170"/>
+      </w:pPr>
+      <w:r>
+        <w:rPr>
+          <w:rFonts w:ascii="맑은 고딕" w:hAnsi="맑은 고딕" w:eastAsia="맑은 고딕" w:cs="맑은 고딕"/>
+          <w:b/>
+          <w:sz w:val="20"/>
+        </w:rPr>
+        <w:t>사진에 대해 알려드립니다.</w:t>
+      </w:r>
+      <w:r>
+        <w:br/>
+      </w:r>
+      <w:r>
+        <w:rPr>
+          <w:rFonts w:ascii="맑은 고딕" w:hAnsi="맑은 고딕" w:eastAsia="맑은 고딕" w:cs="맑은 고딕"/>
+          <w:b w:val="0"/>
+          <w:sz w:val="20"/>
+        </w:rPr>
+        <w:t xml:space="preserve"> 숙제 제출 사진에 학생의 글씨와 이름, 경우에 따라 얼굴이 함께 담길 수 있습니다. </w:t>
+      </w:r>
     </w:p>
     <w:p>
       <w:pPr>
@@ -600,7 +949,7 @@
           <w:b w:val="0"/>
           <w:sz w:val="20"/>
         </w:rPr>
-        <w:t>주민등록번호, 위치정보, 연락처 목록, 기기 식별자 등은 수집하지 않습니다. 광고·마케팅 목적으로 이용하지 않으며, 외부 분석 도구를 넣지 않았습니다.</w:t>
+        <w:t>주민등록번호, 위치정보, 연락처 목록, 기기 식별자는 수집하지 않습니다. 광고·마케팅 목적으로 이용하지 않으며, 외부 분석 도구를 넣지 않았습니다.</w:t>
       </w:r>
     </w:p>
     <w:p>
@@ -617,7 +966,7 @@
           <w:color w:val="1E3A6B"/>
           <w:sz w:val="26"/>
         </w:rPr>
-        <w:t>3. 보관 위치와 보유 기간</w:t>
+        <w:t>4. 어디에 보관하고 언제 지우나요</w:t>
       </w:r>
     </w:p>
     <w:p>
@@ -719,7 +1068,7 @@
           <w:b w:val="0"/>
           <w:sz w:val="20"/>
         </w:rPr>
-        <w:t xml:space="preserve"> — 자료 보관을 위해 Google LLC에 처리를 위탁합니다.</w:t>
+        <w:t xml:space="preserve"> — 자료 보관과 계정 인증을 위해 Google LLC에 처리를 위탁합니다.</w:t>
       </w:r>
     </w:p>
     <w:p>
@@ -753,7 +1102,41 @@
           <w:b w:val="0"/>
           <w:sz w:val="20"/>
         </w:rPr>
-        <w:t xml:space="preserve"> — 시범 운영 종료 즉시 저장된 모든 자료를 삭제합니다.</w:t>
+        <w:t xml:space="preserve"> — 앱을 이용하는 동안 보관하며, 수업을 그만두거나 동의를 철회하시면 </w:t>
+      </w:r>
+      <w:r>
+        <w:rPr>
+          <w:rFonts w:ascii="맑은 고딕" w:hAnsi="맑은 고딕" w:eastAsia="맑은 고딕" w:cs="맑은 고딕"/>
+          <w:b/>
+          <w:sz w:val="20"/>
+        </w:rPr>
+        <w:t>즉시 파기</w:t>
+      </w:r>
+      <w:r>
+        <w:rPr>
+          <w:rFonts w:ascii="맑은 고딕" w:hAnsi="맑은 고딕" w:eastAsia="맑은 고딕" w:cs="맑은 고딕"/>
+          <w:b w:val="0"/>
+          <w:sz w:val="20"/>
+        </w:rPr>
+        <w:t>합니다. 별도의 보관 기간을 두지 않습니다.</w:t>
+      </w:r>
+    </w:p>
+    <w:p>
+      <w:pPr>
+        <w:pBdr>
+          <w:left w:val="single" w:sz="18" w:space="6" w:color="9FB5DA"/>
+        </w:pBdr>
+        <w:shd w:val="clear" w:color="auto" w:fill="F7FAFF"/>
+        <w:spacing w:before="0" w:after="160"/>
+        <w:ind w:left="170"/>
+      </w:pPr>
+      <w:r>
+        <w:rPr>
+          <w:rFonts w:ascii="맑은 고딕" w:hAnsi="맑은 고딕" w:eastAsia="맑은 고딕" w:cs="맑은 고딕"/>
+          <w:b w:val="0"/>
+          <w:sz w:val="20"/>
+        </w:rPr>
+        <w:t>계정을 지우면 그 즉시 제출한 숙제와 사진도 함께 지워지며, 지운 자료는 되살릴 수 없습니다.</w:t>
       </w:r>
     </w:p>
     <w:p>
@@ -770,7 +1153,263 @@
           <w:color w:val="1E3A6B"/>
           <w:sz w:val="26"/>
         </w:rPr>
-        <w:t>4. 보호자님의 권리</w:t>
+        <w:t>5. 누가 볼 수 있나요</w:t>
+      </w:r>
+    </w:p>
+    <w:tbl>
+      <w:tblPr>
+        <w:tblStyle w:val="TableGrid"/>
+        <w:tblW w:type="auto" w:w="0"/>
+        <w:jc w:val="center"/>
+        <w:tblLayout w:type="autofit"/>
+        <w:tblLook w:firstColumn="1" w:firstRow="1" w:lastColumn="0" w:lastRow="0" w:noHBand="0" w:noVBand="1" w:val="04A0"/>
+      </w:tblPr>
+      <w:tblGrid>
+        <w:gridCol w:w="4873"/>
+        <w:gridCol w:w="4873"/>
+      </w:tblGrid>
+      <w:tr>
+        <w:tc>
+          <w:tcPr>
+            <w:tcW w:type="dxa" w:w="3974"/>
+            <w:shd w:val="clear" w:color="auto" w:fill="F2F5FB"/>
+          </w:tcPr>
+          <w:p>
+            <w:pPr>
+              <w:spacing w:before="40" w:after="40"/>
+            </w:pPr>
+            <w:r>
+              <w:rPr>
+                <w:rFonts w:ascii="맑은 고딕" w:hAnsi="맑은 고딕" w:eastAsia="맑은 고딕" w:cs="맑은 고딕"/>
+                <w:b/>
+                <w:sz w:val="19"/>
+              </w:rPr>
+              <w:t>누가</w:t>
+            </w:r>
+          </w:p>
+        </w:tc>
+        <w:tc>
+          <w:tcPr>
+            <w:tcW w:type="dxa" w:w="5437"/>
+            <w:shd w:val="clear" w:color="auto" w:fill="F2F5FB"/>
+          </w:tcPr>
+          <w:p>
+            <w:pPr>
+              <w:spacing w:before="40" w:after="40"/>
+            </w:pPr>
+            <w:r>
+              <w:rPr>
+                <w:rFonts w:ascii="맑은 고딕" w:hAnsi="맑은 고딕" w:eastAsia="맑은 고딕" w:cs="맑은 고딕"/>
+                <w:b/>
+                <w:sz w:val="19"/>
+              </w:rPr>
+              <w:t>무엇을 볼 수 있나</w:t>
+            </w:r>
+          </w:p>
+        </w:tc>
+      </w:tr>
+      <w:tr>
+        <w:tc>
+          <w:tcPr>
+            <w:tcW w:type="dxa" w:w="3974"/>
+          </w:tcPr>
+          <w:p>
+            <w:pPr>
+              <w:spacing w:before="40" w:after="40"/>
+            </w:pPr>
+            <w:r>
+              <w:rPr>
+                <w:rFonts w:ascii="맑은 고딕" w:hAnsi="맑은 고딕" w:eastAsia="맑은 고딕" w:cs="맑은 고딕"/>
+                <w:b w:val="0"/>
+                <w:sz w:val="19"/>
+              </w:rPr>
+              <w:t>학생 본인</w:t>
+            </w:r>
+          </w:p>
+        </w:tc>
+        <w:tc>
+          <w:tcPr>
+            <w:tcW w:type="dxa" w:w="5437"/>
+          </w:tcPr>
+          <w:p>
+            <w:pPr>
+              <w:spacing w:before="40" w:after="40"/>
+            </w:pPr>
+            <w:r>
+              <w:rPr>
+                <w:rFonts w:ascii="맑은 고딕" w:hAnsi="맑은 고딕" w:eastAsia="맑은 고딕" w:cs="맑은 고딕"/>
+                <w:b w:val="0"/>
+                <w:sz w:val="19"/>
+              </w:rPr>
+              <w:t>자기가 낸 숙제와 사진</w:t>
+            </w:r>
+          </w:p>
+        </w:tc>
+      </w:tr>
+      <w:tr>
+        <w:tc>
+          <w:tcPr>
+            <w:tcW w:type="dxa" w:w="3974"/>
+          </w:tcPr>
+          <w:p>
+            <w:pPr>
+              <w:spacing w:before="40" w:after="40"/>
+            </w:pPr>
+            <w:r>
+              <w:rPr>
+                <w:rFonts w:ascii="맑은 고딕" w:hAnsi="맑은 고딕" w:eastAsia="맑은 고딕" w:cs="맑은 고딕"/>
+                <w:b w:val="0"/>
+                <w:sz w:val="19"/>
+              </w:rPr>
+              <w:t>담당 선생님</w:t>
+            </w:r>
+          </w:p>
+        </w:tc>
+        <w:tc>
+          <w:tcPr>
+            <w:tcW w:type="dxa" w:w="5437"/>
+          </w:tcPr>
+          <w:p>
+            <w:pPr>
+              <w:spacing w:before="40" w:after="40"/>
+            </w:pPr>
+            <w:r>
+              <w:rPr>
+                <w:rFonts w:ascii="맑은 고딕" w:hAnsi="맑은 고딕" w:eastAsia="맑은 고딕" w:cs="맑은 고딕"/>
+                <w:b w:val="0"/>
+                <w:sz w:val="19"/>
+              </w:rPr>
+              <w:t>자기 반 학생이 낸 숙제와 사진</w:t>
+            </w:r>
+          </w:p>
+        </w:tc>
+      </w:tr>
+      <w:tr>
+        <w:tc>
+          <w:tcPr>
+            <w:tcW w:type="dxa" w:w="3974"/>
+          </w:tcPr>
+          <w:p>
+            <w:pPr>
+              <w:spacing w:before="40" w:after="40"/>
+            </w:pPr>
+            <w:r>
+              <w:rPr>
+                <w:rFonts w:ascii="맑은 고딕" w:hAnsi="맑은 고딕" w:eastAsia="맑은 고딕" w:cs="맑은 고딕"/>
+                <w:b w:val="0"/>
+                <w:sz w:val="19"/>
+              </w:rPr>
+              <w:t>같은 반 다른 학생</w:t>
+            </w:r>
+          </w:p>
+        </w:tc>
+        <w:tc>
+          <w:tcPr>
+            <w:tcW w:type="dxa" w:w="5437"/>
+          </w:tcPr>
+          <w:p>
+            <w:pPr>
+              <w:spacing w:before="40" w:after="40"/>
+            </w:pPr>
+            <w:r>
+              <w:rPr>
+                <w:rFonts w:ascii="맑은 고딕" w:hAnsi="맑은 고딕" w:eastAsia="맑은 고딕" w:cs="맑은 고딕"/>
+                <w:b/>
+                <w:sz w:val="19"/>
+              </w:rPr>
+              <w:t>볼 수 없습니다</w:t>
+            </w:r>
+          </w:p>
+        </w:tc>
+      </w:tr>
+      <w:tr>
+        <w:tc>
+          <w:tcPr>
+            <w:tcW w:type="dxa" w:w="3974"/>
+          </w:tcPr>
+          <w:p>
+            <w:pPr>
+              <w:spacing w:before="40" w:after="40"/>
+            </w:pPr>
+            <w:r>
+              <w:rPr>
+                <w:rFonts w:ascii="맑은 고딕" w:hAnsi="맑은 고딕" w:eastAsia="맑은 고딕" w:cs="맑은 고딕"/>
+                <w:b w:val="0"/>
+                <w:sz w:val="19"/>
+              </w:rPr>
+              <w:t>다른 반 선생님</w:t>
+            </w:r>
+          </w:p>
+        </w:tc>
+        <w:tc>
+          <w:tcPr>
+            <w:tcW w:type="dxa" w:w="5437"/>
+          </w:tcPr>
+          <w:p>
+            <w:pPr>
+              <w:spacing w:before="40" w:after="40"/>
+            </w:pPr>
+            <w:r>
+              <w:rPr>
+                <w:rFonts w:ascii="맑은 고딕" w:hAnsi="맑은 고딕" w:eastAsia="맑은 고딕" w:cs="맑은 고딕"/>
+                <w:b/>
+                <w:sz w:val="19"/>
+              </w:rPr>
+              <w:t>볼 수 없습니다</w:t>
+            </w:r>
+          </w:p>
+        </w:tc>
+      </w:tr>
+    </w:tbl>
+    <w:p>
+      <w:pPr>
+        <w:spacing w:after="80"/>
+      </w:pPr>
+    </w:p>
+    <w:p>
+      <w:pPr>
+        <w:spacing w:after="120"/>
+      </w:pPr>
+      <w:r>
+        <w:rPr>
+          <w:rFonts w:ascii="맑은 고딕" w:hAnsi="맑은 고딕" w:eastAsia="맑은 고딕" w:cs="맑은 고딕"/>
+          <w:b w:val="0"/>
+          <w:sz w:val="20"/>
+        </w:rPr>
+        <w:t xml:space="preserve">이것은 약속이 아니라 </w:t>
+      </w:r>
+      <w:r>
+        <w:rPr>
+          <w:rFonts w:ascii="맑은 고딕" w:hAnsi="맑은 고딕" w:eastAsia="맑은 고딕" w:cs="맑은 고딕"/>
+          <w:b/>
+          <w:sz w:val="20"/>
+        </w:rPr>
+        <w:t>서버가 막고 있는 것</w:t>
+      </w:r>
+      <w:r>
+        <w:rPr>
+          <w:rFonts w:ascii="맑은 고딕" w:hAnsi="맑은 고딕" w:eastAsia="맑은 고딕" w:cs="맑은 고딕"/>
+          <w:b w:val="0"/>
+          <w:sz w:val="20"/>
+        </w:rPr>
+        <w:t>입니다. 앱을 고치거나 다른 방법으로 요청해도 서버가 거절합니다. 비밀번호는 되돌릴 수 없는 형태로 보관되어 만든 사람도 원래 비밀번호를 볼 수 없습니다.</w:t>
+      </w:r>
+    </w:p>
+    <w:p>
+      <w:pPr>
+        <w:pBdr>
+          <w:bottom w:val="single" w:sz="8" w:space="6" w:color="DCE3EE"/>
+        </w:pBdr>
+        <w:spacing w:before="320" w:after="120"/>
+      </w:pPr>
+      <w:r>
+        <w:rPr>
+          <w:rFonts w:ascii="맑은 고딕" w:hAnsi="맑은 고딕" w:eastAsia="맑은 고딕" w:cs="맑은 고딕"/>
+          <w:b/>
+          <w:color w:val="1E3A6B"/>
+          <w:sz w:val="26"/>
+        </w:rPr>
+        <w:t>6. 보호자님의 권리</w:t>
       </w:r>
     </w:p>
     <w:p>
@@ -792,7 +1431,7 @@
           <w:b w:val="0"/>
           <w:sz w:val="20"/>
         </w:rPr>
-        <w:t>언제든지 동의를 철회할 수 있으며, 철회 시 해당 학생의 자료를 즉시 삭제합니다.</w:t>
+        <w:t>언제든지 동의를 철회할 수 있으며, 철회하시면 그 학생의 자료를 즉시 삭제합니다.</w:t>
       </w:r>
     </w:p>
     <w:p>
@@ -849,19 +1488,15 @@
     </w:p>
     <w:p>
       <w:pPr>
-        <w:pBdr>
-          <w:bottom w:val="single" w:sz="8" w:space="6" w:color="DCE3EE"/>
-        </w:pBdr>
-        <w:spacing w:before="320" w:after="120"/>
+        <w:spacing w:after="120"/>
       </w:pPr>
       <w:r>
         <w:rPr>
           <w:rFonts w:ascii="맑은 고딕" w:hAnsi="맑은 고딕" w:eastAsia="맑은 고딕" w:cs="맑은 고딕"/>
-          <w:b/>
-          <w:color w:val="1E3A6B"/>
-          <w:sz w:val="26"/>
+          <w:b w:val="0"/>
+          <w:sz w:val="20"/>
         </w:rPr>
-        <w:t>5. 미리 알려드리는 사항</w:t>
+        <w:t>「개인정보 보호법」 제22조의2에 따라 만 14세 미만 아동은 가입 시 법정대리인의 동의가 필요합니다.</w:t>
       </w:r>
     </w:p>
     <w:p>
@@ -878,7 +1513,306 @@
           <w:color w:val="1E3A6B"/>
           <w:sz w:val="26"/>
         </w:rPr>
-        <w:t>6. 동의 확인</w:t>
+        <w:t>7. 유의 사항</w:t>
+      </w:r>
+    </w:p>
+    <w:p>
+      <w:pPr>
+        <w:pBdr>
+          <w:left w:val="single" w:sz="18" w:space="6" w:color="E0A800"/>
+        </w:pBdr>
+        <w:shd w:val="clear" w:color="auto" w:fill="FFF6E5"/>
+        <w:spacing w:before="160" w:after="160"/>
+        <w:ind w:left="170"/>
+      </w:pPr>
+      <w:r>
+        <w:rPr>
+          <w:rFonts w:ascii="맑은 고딕" w:hAnsi="맑은 고딕" w:eastAsia="맑은 고딕" w:cs="맑은 고딕"/>
+          <w:b w:val="0"/>
+          <w:sz w:val="20"/>
+        </w:rPr>
+        <w:t xml:space="preserve"> 인터넷 사정이나 오류로 드물게 제출이 저장되지 않을 수 있습니다.</w:t>
+      </w:r>
+      <w:r>
+        <w:br/>
+      </w:r>
+      <w:r>
+        <w:rPr>
+          <w:rFonts w:ascii="맑은 고딕" w:hAnsi="맑은 고딕" w:eastAsia="맑은 고딕" w:cs="맑은 고딕"/>
+          <w:b w:val="0"/>
+          <w:sz w:val="20"/>
+        </w:rPr>
+        <w:t xml:space="preserve"> 중요한 과제는 공책 원본을 함께 보관해 주세요. </w:t>
+      </w:r>
+    </w:p>
+    <w:p>
+      <w:pPr>
+        <w:pBdr>
+          <w:bottom w:val="single" w:sz="8" w:space="6" w:color="DCE3EE"/>
+        </w:pBdr>
+        <w:spacing w:before="320" w:after="120"/>
+      </w:pPr>
+      <w:r>
+        <w:rPr>
+          <w:rFonts w:ascii="맑은 고딕" w:hAnsi="맑은 고딕" w:eastAsia="맑은 고딕" w:cs="맑은 고딕"/>
+          <w:b/>
+          <w:color w:val="1E3A6B"/>
+          <w:sz w:val="26"/>
+        </w:rPr>
+        <w:t>8. 문의</w:t>
+      </w:r>
+    </w:p>
+    <w:p>
+      <w:pPr>
+        <w:spacing w:after="120"/>
+      </w:pPr>
+      <w:r>
+        <w:rPr>
+          <w:rFonts w:ascii="맑은 고딕" w:hAnsi="맑은 고딕" w:eastAsia="맑은 고딕" w:cs="맑은 고딕"/>
+          <w:b w:val="0"/>
+          <w:sz w:val="20"/>
+        </w:rPr>
+        <w:t>김주원 · kimnui2012@gmail.com</w:t>
+      </w:r>
+      <w:r>
+        <w:br/>
+      </w:r>
+      <w:r>
+        <w:rPr>
+          <w:rFonts w:ascii="맑은 고딕" w:hAnsi="맑은 고딕" w:eastAsia="맑은 고딕" w:cs="맑은 고딕"/>
+          <w:b w:val="0"/>
+          <w:sz w:val="20"/>
+        </w:rPr>
+        <w:t xml:space="preserve"> 개인정보처리방침 전문은 앱 안 </w:t>
+      </w:r>
+      <w:r>
+        <w:rPr>
+          <w:rFonts w:ascii="맑은 고딕" w:hAnsi="맑은 고딕" w:eastAsia="맑은 고딕" w:cs="맑은 고딕"/>
+          <w:b/>
+          <w:sz w:val="20"/>
+        </w:rPr>
+        <w:t>「마이페이지 &gt; 개인정보처리방침」</w:t>
+      </w:r>
+      <w:r>
+        <w:rPr>
+          <w:rFonts w:ascii="맑은 고딕" w:hAnsi="맑은 고딕" w:eastAsia="맑은 고딕" w:cs="맑은 고딕"/>
+          <w:b w:val="0"/>
+          <w:sz w:val="20"/>
+        </w:rPr>
+        <w:t>에서 언제든 보실 수 있습니다.</w:t>
+      </w:r>
+    </w:p>
+    <w:p>
+      <w:pPr>
+        <w:pBdr>
+          <w:bottom w:val="single" w:sz="8" w:space="6" w:color="DCE3EE"/>
+        </w:pBdr>
+        <w:spacing w:before="320" w:after="120"/>
+      </w:pPr>
+      <w:r>
+        <w:rPr>
+          <w:rFonts w:ascii="맑은 고딕" w:hAnsi="맑은 고딕" w:eastAsia="맑은 고딕" w:cs="맑은 고딕"/>
+          <w:b/>
+          <w:color w:val="1E3A6B"/>
+          <w:sz w:val="26"/>
+        </w:rPr>
+        <w:t>9. 동의 확인</w:t>
+      </w:r>
+    </w:p>
+    <w:p>
+      <w:pPr>
+        <w:pBdr>
+          <w:left w:val="single" w:sz="8" w:space="6" w:color="C9D6EE"/>
+        </w:pBdr>
+        <w:spacing w:before="200" w:after="80"/>
+        <w:ind w:left="170"/>
+      </w:pPr>
+      <w:r>
+        <w:rPr>
+          <w:rFonts w:ascii="맑은 고딕" w:hAnsi="맑은 고딕" w:eastAsia="맑은 고딕" w:cs="맑은 고딕"/>
+          <w:b w:val="0"/>
+          <w:sz w:val="20"/>
+        </w:rPr>
+        <w:t xml:space="preserve">□ 위 내용을 모두 확인하였으며, 개인정보 수집·이용에 </w:t>
+      </w:r>
+      <w:r>
+        <w:rPr>
+          <w:rFonts w:ascii="맑은 고딕" w:hAnsi="맑은 고딕" w:eastAsia="맑은 고딕" w:cs="맑은 고딕"/>
+          <w:b/>
+          <w:sz w:val="20"/>
+        </w:rPr>
+        <w:t>동의합니다.</w:t>
+      </w:r>
+    </w:p>
+    <w:p>
+      <w:pPr>
+        <w:pBdr>
+          <w:left w:val="single" w:sz="8" w:space="6" w:color="C9D6EE"/>
+        </w:pBdr>
+        <w:spacing w:before="80" w:after="80"/>
+        <w:ind w:left="170"/>
+      </w:pPr>
+      <w:r>
+        <w:rPr>
+          <w:rFonts w:ascii="맑은 고딕" w:hAnsi="맑은 고딕" w:eastAsia="맑은 고딕" w:cs="맑은 고딕"/>
+          <w:b w:val="0"/>
+          <w:sz w:val="20"/>
+        </w:rPr>
+        <w:t>□ 동의하지 않습니다.</w:t>
+      </w:r>
+    </w:p>
+    <w:p>
+      <w:pPr>
+        <w:pBdr>
+          <w:left w:val="single" w:sz="8" w:space="6" w:color="C9D6EE"/>
+        </w:pBdr>
+        <w:spacing w:before="80" w:after="80"/>
+        <w:ind w:left="170"/>
+      </w:pPr>
+      <w:r>
+        <w:rPr>
+          <w:rFonts w:ascii="맑은 고딕" w:hAnsi="맑은 고딕" w:eastAsia="맑은 고딕" w:cs="맑은 고딕"/>
+          <w:b w:val="0"/>
+          <w:sz w:val="20"/>
+        </w:rPr>
+        <w:t xml:space="preserve"> 학생 이름 </w:t>
+      </w:r>
+      <w:r>
+        <w:rPr>
+          <w:rFonts w:ascii="맑은 고딕" w:hAnsi="맑은 고딕" w:eastAsia="맑은 고딕" w:cs="맑은 고딕"/>
+          <w:b w:val="0"/>
+          <w:color w:val="666C7E"/>
+          <w:sz w:val="20"/>
+        </w:rPr>
+        <w:t>_______________________</w:t>
+      </w:r>
+    </w:p>
+    <w:p>
+      <w:pPr>
+        <w:pBdr>
+          <w:left w:val="single" w:sz="8" w:space="6" w:color="C9D6EE"/>
+        </w:pBdr>
+        <w:spacing w:before="80" w:after="80"/>
+        <w:ind w:left="170"/>
+      </w:pPr>
+      <w:r>
+        <w:rPr>
+          <w:rFonts w:ascii="맑은 고딕" w:hAnsi="맑은 고딕" w:eastAsia="맑은 고딕" w:cs="맑은 고딕"/>
+          <w:b w:val="0"/>
+          <w:sz w:val="20"/>
+        </w:rPr>
+        <w:t xml:space="preserve"> 보호자 성함 </w:t>
+      </w:r>
+      <w:r>
+        <w:rPr>
+          <w:rFonts w:ascii="맑은 고딕" w:hAnsi="맑은 고딕" w:eastAsia="맑은 고딕" w:cs="맑은 고딕"/>
+          <w:b w:val="0"/>
+          <w:color w:val="666C7E"/>
+          <w:sz w:val="20"/>
+        </w:rPr>
+        <w:t>_______________________</w:t>
+      </w:r>
+      <w:r>
+        <w:rPr>
+          <w:rFonts w:ascii="맑은 고딕" w:hAnsi="맑은 고딕" w:eastAsia="맑은 고딕" w:cs="맑은 고딕"/>
+          <w:b w:val="0"/>
+          <w:sz w:val="20"/>
+        </w:rPr>
+        <w:t xml:space="preserve"> (서명 또는 인) </w:t>
+      </w:r>
+    </w:p>
+    <w:p>
+      <w:pPr>
+        <w:pBdr>
+          <w:left w:val="single" w:sz="8" w:space="6" w:color="C9D6EE"/>
+        </w:pBdr>
+        <w:spacing w:before="80" w:after="80"/>
+        <w:ind w:left="170"/>
+      </w:pPr>
+      <w:r>
+        <w:rPr>
+          <w:rFonts w:ascii="맑은 고딕" w:hAnsi="맑은 고딕" w:eastAsia="맑은 고딕" w:cs="맑은 고딕"/>
+          <w:b w:val="0"/>
+          <w:sz w:val="20"/>
+        </w:rPr>
+        <w:t xml:space="preserve"> 보호자 연락처 </w:t>
+      </w:r>
+      <w:r>
+        <w:rPr>
+          <w:rFonts w:ascii="맑은 고딕" w:hAnsi="맑은 고딕" w:eastAsia="맑은 고딕" w:cs="맑은 고딕"/>
+          <w:b w:val="0"/>
+          <w:color w:val="666C7E"/>
+          <w:sz w:val="20"/>
+        </w:rPr>
+        <w:t>_______________________</w:t>
+      </w:r>
+    </w:p>
+    <w:p>
+      <w:pPr>
+        <w:pBdr>
+          <w:left w:val="single" w:sz="8" w:space="6" w:color="C9D6EE"/>
+        </w:pBdr>
+        <w:spacing w:before="80" w:after="80"/>
+        <w:ind w:left="170"/>
+      </w:pPr>
+      <w:r>
+        <w:rPr>
+          <w:rFonts w:ascii="맑은 고딕" w:hAnsi="맑은 고딕" w:eastAsia="맑은 고딕" w:cs="맑은 고딕"/>
+          <w:b w:val="0"/>
+          <w:sz w:val="20"/>
+        </w:rPr>
+        <w:t xml:space="preserve"> 날짜 </w:t>
+      </w:r>
+      <w:r>
+        <w:rPr>
+          <w:rFonts w:ascii="맑은 고딕" w:hAnsi="맑은 고딕" w:eastAsia="맑은 고딕" w:cs="맑은 고딕"/>
+          <w:b w:val="0"/>
+          <w:color w:val="666C7E"/>
+          <w:sz w:val="20"/>
+        </w:rPr>
+        <w:t>______________</w:t>
+      </w:r>
+      <w:r>
+        <w:rPr>
+          <w:rFonts w:ascii="맑은 고딕" w:hAnsi="맑은 고딕" w:eastAsia="맑은 고딕" w:cs="맑은 고딕"/>
+          <w:b w:val="0"/>
+          <w:sz w:val="20"/>
+        </w:rPr>
+        <w:t xml:space="preserve"> 년 </w:t>
+      </w:r>
+      <w:r>
+        <w:rPr>
+          <w:rFonts w:ascii="맑은 고딕" w:hAnsi="맑은 고딕" w:eastAsia="맑은 고딕" w:cs="맑은 고딕"/>
+          <w:b w:val="0"/>
+          <w:color w:val="666C7E"/>
+          <w:sz w:val="20"/>
+        </w:rPr>
+        <w:t>_______</w:t>
+      </w:r>
+      <w:r>
+        <w:rPr>
+          <w:rFonts w:ascii="맑은 고딕" w:hAnsi="맑은 고딕" w:eastAsia="맑은 고딕" w:cs="맑은 고딕"/>
+          <w:b w:val="0"/>
+          <w:sz w:val="20"/>
+        </w:rPr>
+        <w:t xml:space="preserve"> 월 </w:t>
+      </w:r>
+      <w:r>
+        <w:rPr>
+          <w:rFonts w:ascii="맑은 고딕" w:hAnsi="맑은 고딕" w:eastAsia="맑은 고딕" w:cs="맑은 고딕"/>
+          <w:b w:val="0"/>
+          <w:color w:val="666C7E"/>
+          <w:sz w:val="20"/>
+        </w:rPr>
+        <w:t>_______</w:t>
+      </w:r>
+      <w:r>
+        <w:rPr>
+          <w:rFonts w:ascii="맑은 고딕" w:hAnsi="맑은 고딕" w:eastAsia="맑은 고딕" w:cs="맑은 고딕"/>
+          <w:b w:val="0"/>
+          <w:sz w:val="20"/>
+        </w:rPr>
+        <w:t xml:space="preserve"> 일 </w:t>
       </w:r>
     </w:p>
     <w:sectPr>
